--- a/03TechnologiesOfProgramming/lab06/Lab06_Report_Kiryushin.docx
+++ b/03TechnologiesOfProgramming/lab06/Lab06_Report_Kiryushin.docx
@@ -4,6 +4,16 @@
   <w:body>
     <w:p>
       <w:pPr>
+        <w:spacing w:after="100"/>
+        <w:jc w:val="center"/>
+      </w:pPr>
+      <w:r>
+        <w:t>Федеральное государственное автономное образовательное учреждение высшего образования</w:t>
+      </w:r>
+    </w:p>
+    <w:p>
+      <w:pPr>
+        <w:spacing w:after="100"/>
         <w:jc w:val="center"/>
       </w:pPr>
       <w:r>
@@ -12,6 +22,7 @@
     </w:p>
     <w:p>
       <w:pPr>
+        <w:spacing w:after="100"/>
         <w:jc w:val="center"/>
       </w:pPr>
       <w:r>
@@ -20,13 +31,13 @@
     </w:p>
     <w:p>
       <w:pPr>
+        <w:spacing w:after="100"/>
         <w:jc w:val="center"/>
       </w:pPr>
       <w:r>
         <w:t>Кафедра инфокоммуникационных технологий</w:t>
       </w:r>
     </w:p>
-    <w:p/>
     <w:p/>
     <w:p/>
     <w:p/>
@@ -44,10 +55,11 @@
         <w:br/>
         <w:t>по лабораторной работе № 6</w:t>
         <w:br/>
-        <w:t>«Тестирование ПО и mock-объекты»</w:t>
+        <w:t>по дисциплине «Технологии программирования»</w:t>
+        <w:br/>
+        <w:t>на тему «Тестирование программного обеспечения»</w:t>
       </w:r>
     </w:p>
-    <w:p/>
     <w:p/>
     <w:p/>
     <w:p/>
@@ -57,14 +69,18 @@
         <w:jc w:val="right"/>
       </w:pPr>
       <w:r>
-        <w:t>Выполнил: Кирюшин Алексей Александрович</w:t>
+        <w:t>Выполнил:</w:t>
         <w:br/>
-        <w:t>Группа: БИВТ-25-4-6</w:t>
+        <w:t>студент группы БИВТ-25-4-6</w:t>
         <w:br/>
-        <w:t>Проверил: Пискунов Степан Александрович</w:t>
+        <w:t>Кирюшин Алексей Александрович</w:t>
+        <w:br/>
+        <w:br/>
+        <w:t>Проверил:</w:t>
+        <w:br/>
+        <w:t>Пискунов Степан Александрович</w:t>
       </w:r>
     </w:p>
-    <w:p/>
     <w:p/>
     <w:p/>
     <w:p/>
@@ -86,7 +102,7 @@
         <w:pStyle w:val="Heading1"/>
       </w:pPr>
       <w:r>
-        <w:t>Лабораторная работа № 6. Тестирование ПО и mock-объекты</w:t>
+        <w:t>Лабораторная работа № 6. Тестирование программного обеспечения</w:t>
       </w:r>
     </w:p>
     <w:p>
@@ -99,7 +115,7 @@
     </w:p>
     <w:p>
       <w:r>
-        <w:t>Разработать тестируемый банковский счёт и проверить нормальные операции, некорректные суммы и недостаток средств.</w:t>
+        <w:t>Реализовать банковский счёт и проверить его полное поведение модульными тестами с мокированием зависимости, которая получает сведения об успешных операциях.</w:t>
       </w:r>
     </w:p>
     <w:p>
@@ -112,7 +128,7 @@
     </w:p>
     <w:p>
       <w:r>
-        <w:t>BankAccount хранит номер счёта и баланс, выполняет пополнение и снятие. Зависимость TransactionLogger передаётся извне; в unit-тестах используется mock-реализация, сохраняющая вызовы. Проверяются начальные значения, успешные операции, валидация и отказ при недостаточном балансе.</w:t>
+        <w:t>В задании требуется класс BankAccount с пополнением, снятием и чтением баланса, конструктором с номером счёта и начальным балансом по умолчанию. Некорректные суммы должны приводить к исключению; снятие суммы больше баланса должно приводить к IllegalArgumentException с сообщением Insufficient funds. Необходимо проверить корректный и некорректный начальный баланс, успешные операции, ошибочные суммы и состояние счёта после действий. В тестах должно использоваться mock-объект.</w:t>
       </w:r>
     </w:p>
     <w:p>
@@ -120,12 +136,59 @@
         <w:pStyle w:val="Heading2"/>
       </w:pPr>
       <w:r>
-        <w:t>Ход работы и реализация</w:t>
+        <w:t>Ход работы</w:t>
+      </w:r>
+    </w:p>
+    <w:p>
+      <w:pPr>
+        <w:pStyle w:val="Heading3"/>
+      </w:pPr>
+      <w:r>
+        <w:t>Модель и инварианты</w:t>
       </w:r>
     </w:p>
     <w:p>
       <w:r>
-        <w:t>JUnit 5 тестирует изменения баланса и содержимое журнала, а также проверяет, что неуспешное снятие не меняет баланс и не записывает транзакцию. Главный пример демонстрирует счёт с начальным балансом.</w:t>
+        <w:t>BankAccount хранит accountNumber и закрытое изменяемое поле currentBalance. Начальный баланс должен быть конечным числом и быть неотрицательным; номер счёта не может быть пустым. Метод requireValidAmount проверяет, что сумма конечна и больше нуля, поэтому NaN и бесконечность также отклоняются.</w:t>
+      </w:r>
+    </w:p>
+    <w:p>
+      <w:pPr>
+        <w:pStyle w:val="Heading3"/>
+      </w:pPr>
+      <w:r>
+        <w:t>Операции по счёту</w:t>
+      </w:r>
+    </w:p>
+    <w:p>
+      <w:r>
+        <w:t>deposit сначала проверяет сумму, затем увеличивает баланс и сообщает TransactionLogger о транзакции. withdraw выполняет те же проверки и дополнительно проверяет достаточность средств. Если денег недостаточно, исключение возникает до изменения баланса и до вызова logger. getBalance возвращает текущее значение, но не предоставляет внешнему коду способ его изменить.</w:t>
+      </w:r>
+    </w:p>
+    <w:p>
+      <w:pPr>
+        <w:pStyle w:val="Heading3"/>
+      </w:pPr>
+      <w:r>
+        <w:t>Mock-зависимость и сценарии тестирования</w:t>
+      </w:r>
+    </w:p>
+    <w:p>
+      <w:r>
+        <w:t>TransactionLogger является интерфейсом, передаваемым через конструктор. В тестах MockTransactionLogger сохраняет переданные события в изменяемом списке. Проверки сравнивают ожидаемую транзакцию с фактической и убеждаются, что неуспешное снятие не отправило ложное событие. Такой mock проверяет и публичный результат, и взаимодействие с зависимостью.</w:t>
+      </w:r>
+    </w:p>
+    <w:p>
+      <w:pPr>
+        <w:pStyle w:val="Heading3"/>
+      </w:pPr>
+      <w:r>
+        <w:t>План тестов</w:t>
+      </w:r>
+    </w:p>
+    <w:p>
+      <w:r>
+        <w:t>Тесты охватывают семь случаев: начальные значения по умолчанию и с параметром; отклонение отрицательного начального баланса и пустого номера; успешное пополнение с проверкой события; отклонение нуля, отрицательного, NaN и бесконечного пополнения; успешное снятие; снятие сверх остатка без изменения баланса и без записи события; отклонение нулевого и отрицательного снятия.</w:t>
       </w:r>
     </w:p>
     <w:p>
@@ -133,12 +196,115 @@
         <w:pStyle w:val="Heading2"/>
       </w:pPr>
       <w:r>
-        <w:t>Результаты и проверка</w:t>
+        <w:t>Проверка работы программы</w:t>
       </w:r>
     </w:p>
     <w:p>
       <w:r>
-        <w:t>Фактический `./gradlew build` завершился BUILD SUCCESSFUL. Отчёт JUnit подтверждает: 7 тестов, 0 ошибок, 0 падений. Фактический вывод `:lab06:run`: «Счёт 40817810000000000001: баланс=1250.00».</w:t>
+        <w:t>Для проверки выполнены команды из каталога 03TechnologiesOfProgramming. Ниже приведён наблюдаемый фрагмент результата запуска; для лабораторной №6 он получен непосредственно при выполнении указанной команды.</w:t>
+      </w:r>
+    </w:p>
+    <w:tbl>
+      <w:tblPr>
+        <w:tblW w:type="auto" w:w="0"/>
+        <w:tblLayout w:type="autofit"/>
+        <w:tblLook w:firstColumn="1" w:firstRow="1" w:lastColumn="0" w:lastRow="0" w:noHBand="0" w:noVBand="1" w:val="04A0"/>
+      </w:tblPr>
+      <w:tblGrid>
+        <w:gridCol w:w="9746"/>
+      </w:tblGrid>
+      <w:tr>
+        <w:tc>
+          <w:tcPr>
+            <w:tcW w:type="dxa" w:w="9746"/>
+            <w:shd w:fill="F1F3F5"/>
+          </w:tcPr>
+          <w:p>
+            <w:pPr>
+              <w:spacing w:after="0" w:line="240" w:lineRule="auto"/>
+            </w:pPr>
+            <w:r>
+              <w:rPr>
+                <w:rFonts w:ascii="Courier New" w:hAnsi="Courier New"/>
+                <w:sz w:val="16"/>
+              </w:rPr>
+              <w:t>$ ./gradlew :lab06:test</w:t>
+            </w:r>
+          </w:p>
+          <w:p>
+            <w:pPr>
+              <w:spacing w:after="0" w:line="240" w:lineRule="auto"/>
+            </w:pPr>
+            <w:r>
+              <w:rPr>
+                <w:rFonts w:ascii="Courier New" w:hAnsi="Courier New"/>
+                <w:sz w:val="16"/>
+              </w:rPr>
+              <w:t>JUnit: tests=7, skipped=0, failures=0, errors=0</w:t>
+            </w:r>
+          </w:p>
+          <w:p>
+            <w:pPr>
+              <w:spacing w:after="0" w:line="240" w:lineRule="auto"/>
+            </w:pPr>
+            <w:r>
+              <w:rPr>
+                <w:rFonts w:ascii="Courier New" w:hAnsi="Courier New"/>
+                <w:sz w:val="16"/>
+              </w:rPr>
+              <w:t>$ ./gradlew :lab06:run</w:t>
+            </w:r>
+          </w:p>
+          <w:p>
+            <w:pPr>
+              <w:spacing w:after="0" w:line="240" w:lineRule="auto"/>
+            </w:pPr>
+            <w:r>
+              <w:rPr>
+                <w:rFonts w:ascii="Courier New" w:hAnsi="Courier New"/>
+                <w:sz w:val="16"/>
+              </w:rPr>
+              <w:t>Счёт 40817810000000000001: баланс=1250.00</w:t>
+            </w:r>
+          </w:p>
+          <w:p>
+            <w:pPr>
+              <w:spacing w:after="0" w:line="240" w:lineRule="auto"/>
+            </w:pPr>
+            <w:r>
+              <w:rPr>
+                <w:rFonts w:ascii="Courier New" w:hAnsi="Courier New"/>
+                <w:sz w:val="16"/>
+              </w:rPr>
+              <w:t>$ ./gradlew build</w:t>
+            </w:r>
+          </w:p>
+          <w:p>
+            <w:pPr>
+              <w:spacing w:after="0" w:line="240" w:lineRule="auto"/>
+            </w:pPr>
+            <w:r>
+              <w:rPr>
+                <w:rFonts w:ascii="Courier New" w:hAnsi="Courier New"/>
+                <w:sz w:val="16"/>
+              </w:rPr>
+              <w:t>BUILD SUCCESSFUL</w:t>
+            </w:r>
+          </w:p>
+        </w:tc>
+      </w:tr>
+    </w:tbl>
+    <w:p>
+      <w:pPr>
+        <w:pStyle w:val="Heading2"/>
+      </w:pPr>
+      <w:r>
+        <w:t>Анализ результата</w:t>
+      </w:r>
+    </w:p>
+    <w:p>
+      <w:r>
+        <w:t>Все семь тестов завершились успешно. В частности, проверки ошибок подтверждают, что баланс и журнал не меняются при некорректном запросе. Успешные операции изменяют баланс и создают запись с типом операции, суммой и остатком после операции. Mock не заменяет тестируемый BankAccount, а подменяет только внешний журнал.</w:t>
       </w:r>
     </w:p>
     <w:p>
@@ -151,12 +317,1789 @@
     </w:p>
     <w:p>
       <w:r>
-        <w:t>Инъекция интерфейса зависимости позволяет изолировать банковскую логику и проверять взаимодействия через mock без обращения к внешнему сервису.</w:t>
+        <w:t>Класс банковского счёта реализует требуемые операции и защищает корректность состояния. Семь JUnit-тестов проверяют успешные и ошибочные сценарии, а mock-интерфейс позволяет проверить взаимодействие без внешней системы хранения журнала.</w:t>
       </w:r>
     </w:p>
+    <w:p>
+      <w:pPr>
+        <w:pStyle w:val="Heading2"/>
+      </w:pPr>
+      <w:r>
+        <w:t>Источник задания</w:t>
+      </w:r>
+    </w:p>
+    <w:p>
+      <w:r>
+        <w:t>https://github.com/Glasov/tp/blob/master/labs/laba6/laba6.md</w:t>
+      </w:r>
+    </w:p>
+    <w:p>
+      <w:r>
+        <w:br w:type="page"/>
+      </w:r>
+    </w:p>
+    <w:p>
+      <w:pPr>
+        <w:pStyle w:val="Heading1"/>
+      </w:pPr>
+      <w:r>
+        <w:t>Приложение. Исходный код BankAccount.kt</w:t>
+      </w:r>
+    </w:p>
+    <w:p>
+      <w:r>
+        <w:t>Листинг приведён по файлу lab06/src/main/kotlin/lab06/BankAccount.kt из состава лабораторной работы.</w:t>
+      </w:r>
+    </w:p>
+    <w:tbl>
+      <w:tblPr>
+        <w:tblW w:type="auto" w:w="0"/>
+        <w:tblLayout w:type="autofit"/>
+        <w:tblLook w:firstColumn="1" w:firstRow="1" w:lastColumn="0" w:lastRow="0" w:noHBand="0" w:noVBand="1" w:val="04A0"/>
+      </w:tblPr>
+      <w:tblGrid>
+        <w:gridCol w:w="9746"/>
+      </w:tblGrid>
+      <w:tr>
+        <w:tc>
+          <w:tcPr>
+            <w:tcW w:type="dxa" w:w="9746"/>
+            <w:shd w:fill="F1F3F5"/>
+          </w:tcPr>
+          <w:p>
+            <w:pPr>
+              <w:spacing w:after="0" w:line="240" w:lineRule="auto"/>
+            </w:pPr>
+            <w:r>
+              <w:rPr>
+                <w:rFonts w:ascii="Courier New" w:hAnsi="Courier New"/>
+                <w:sz w:val="16"/>
+              </w:rPr>
+              <w:t>001  package lab06</w:t>
+            </w:r>
+          </w:p>
+          <w:p>
+            <w:pPr>
+              <w:spacing w:after="0" w:line="240" w:lineRule="auto"/>
+            </w:pPr>
+            <w:r>
+              <w:rPr>
+                <w:rFonts w:ascii="Courier New" w:hAnsi="Courier New"/>
+                <w:sz w:val="16"/>
+              </w:rPr>
+              <w:t xml:space="preserve">002  </w:t>
+            </w:r>
+          </w:p>
+          <w:p>
+            <w:pPr>
+              <w:spacing w:after="0" w:line="240" w:lineRule="auto"/>
+            </w:pPr>
+            <w:r>
+              <w:rPr>
+                <w:rFonts w:ascii="Courier New" w:hAnsi="Courier New"/>
+                <w:sz w:val="16"/>
+              </w:rPr>
+              <w:t>003  enum class TransactionType { DEPOSIT, WITHDRAWAL }</w:t>
+            </w:r>
+          </w:p>
+          <w:p>
+            <w:pPr>
+              <w:spacing w:after="0" w:line="240" w:lineRule="auto"/>
+            </w:pPr>
+            <w:r>
+              <w:rPr>
+                <w:rFonts w:ascii="Courier New" w:hAnsi="Courier New"/>
+                <w:sz w:val="16"/>
+              </w:rPr>
+              <w:t xml:space="preserve">004  </w:t>
+            </w:r>
+          </w:p>
+          <w:p>
+            <w:pPr>
+              <w:spacing w:after="0" w:line="240" w:lineRule="auto"/>
+            </w:pPr>
+            <w:r>
+              <w:rPr>
+                <w:rFonts w:ascii="Courier New" w:hAnsi="Courier New"/>
+                <w:sz w:val="16"/>
+              </w:rPr>
+              <w:t>005  data class Transaction(</w:t>
+            </w:r>
+          </w:p>
+          <w:p>
+            <w:pPr>
+              <w:spacing w:after="0" w:line="240" w:lineRule="auto"/>
+            </w:pPr>
+            <w:r>
+              <w:rPr>
+                <w:rFonts w:ascii="Courier New" w:hAnsi="Courier New"/>
+                <w:sz w:val="16"/>
+              </w:rPr>
+              <w:t>006      val accountNumber: String,</w:t>
+            </w:r>
+          </w:p>
+          <w:p>
+            <w:pPr>
+              <w:spacing w:after="0" w:line="240" w:lineRule="auto"/>
+            </w:pPr>
+            <w:r>
+              <w:rPr>
+                <w:rFonts w:ascii="Courier New" w:hAnsi="Courier New"/>
+                <w:sz w:val="16"/>
+              </w:rPr>
+              <w:t>007      val type: TransactionType,</w:t>
+            </w:r>
+          </w:p>
+          <w:p>
+            <w:pPr>
+              <w:spacing w:after="0" w:line="240" w:lineRule="auto"/>
+            </w:pPr>
+            <w:r>
+              <w:rPr>
+                <w:rFonts w:ascii="Courier New" w:hAnsi="Courier New"/>
+                <w:sz w:val="16"/>
+              </w:rPr>
+              <w:t>008      val amount: Double,</w:t>
+            </w:r>
+          </w:p>
+          <w:p>
+            <w:pPr>
+              <w:spacing w:after="0" w:line="240" w:lineRule="auto"/>
+            </w:pPr>
+            <w:r>
+              <w:rPr>
+                <w:rFonts w:ascii="Courier New" w:hAnsi="Courier New"/>
+                <w:sz w:val="16"/>
+              </w:rPr>
+              <w:t>009      val balanceAfter: Double,</w:t>
+            </w:r>
+          </w:p>
+          <w:p>
+            <w:pPr>
+              <w:spacing w:after="0" w:line="240" w:lineRule="auto"/>
+            </w:pPr>
+            <w:r>
+              <w:rPr>
+                <w:rFonts w:ascii="Courier New" w:hAnsi="Courier New"/>
+                <w:sz w:val="16"/>
+              </w:rPr>
+              <w:t>010  )</w:t>
+            </w:r>
+          </w:p>
+          <w:p>
+            <w:pPr>
+              <w:spacing w:after="0" w:line="240" w:lineRule="auto"/>
+            </w:pPr>
+            <w:r>
+              <w:rPr>
+                <w:rFonts w:ascii="Courier New" w:hAnsi="Courier New"/>
+                <w:sz w:val="16"/>
+              </w:rPr>
+              <w:t xml:space="preserve">011  </w:t>
+            </w:r>
+          </w:p>
+          <w:p>
+            <w:pPr>
+              <w:spacing w:after="0" w:line="240" w:lineRule="auto"/>
+            </w:pPr>
+            <w:r>
+              <w:rPr>
+                <w:rFonts w:ascii="Courier New" w:hAnsi="Courier New"/>
+                <w:sz w:val="16"/>
+              </w:rPr>
+              <w:t>012  fun interface TransactionLogger {</w:t>
+            </w:r>
+          </w:p>
+          <w:p>
+            <w:pPr>
+              <w:spacing w:after="0" w:line="240" w:lineRule="auto"/>
+            </w:pPr>
+            <w:r>
+              <w:rPr>
+                <w:rFonts w:ascii="Courier New" w:hAnsi="Courier New"/>
+                <w:sz w:val="16"/>
+              </w:rPr>
+              <w:t>013      fun record(transaction: Transaction)</w:t>
+            </w:r>
+          </w:p>
+          <w:p>
+            <w:pPr>
+              <w:spacing w:after="0" w:line="240" w:lineRule="auto"/>
+            </w:pPr>
+            <w:r>
+              <w:rPr>
+                <w:rFonts w:ascii="Courier New" w:hAnsi="Courier New"/>
+                <w:sz w:val="16"/>
+              </w:rPr>
+              <w:t>014  }</w:t>
+            </w:r>
+          </w:p>
+          <w:p>
+            <w:pPr>
+              <w:spacing w:after="0" w:line="240" w:lineRule="auto"/>
+            </w:pPr>
+            <w:r>
+              <w:rPr>
+                <w:rFonts w:ascii="Courier New" w:hAnsi="Courier New"/>
+                <w:sz w:val="16"/>
+              </w:rPr>
+              <w:t xml:space="preserve">015  </w:t>
+            </w:r>
+          </w:p>
+          <w:p>
+            <w:pPr>
+              <w:spacing w:after="0" w:line="240" w:lineRule="auto"/>
+            </w:pPr>
+            <w:r>
+              <w:rPr>
+                <w:rFonts w:ascii="Courier New" w:hAnsi="Courier New"/>
+                <w:sz w:val="16"/>
+              </w:rPr>
+              <w:t>016  object NoOpTransactionLogger : TransactionLogger {</w:t>
+            </w:r>
+          </w:p>
+          <w:p>
+            <w:pPr>
+              <w:spacing w:after="0" w:line="240" w:lineRule="auto"/>
+            </w:pPr>
+            <w:r>
+              <w:rPr>
+                <w:rFonts w:ascii="Courier New" w:hAnsi="Courier New"/>
+                <w:sz w:val="16"/>
+              </w:rPr>
+              <w:t>017      override fun record(transaction: Transaction) = Unit</w:t>
+            </w:r>
+          </w:p>
+          <w:p>
+            <w:pPr>
+              <w:spacing w:after="0" w:line="240" w:lineRule="auto"/>
+            </w:pPr>
+            <w:r>
+              <w:rPr>
+                <w:rFonts w:ascii="Courier New" w:hAnsi="Courier New"/>
+                <w:sz w:val="16"/>
+              </w:rPr>
+              <w:t>018  }</w:t>
+            </w:r>
+          </w:p>
+          <w:p>
+            <w:pPr>
+              <w:spacing w:after="0" w:line="240" w:lineRule="auto"/>
+            </w:pPr>
+            <w:r>
+              <w:rPr>
+                <w:rFonts w:ascii="Courier New" w:hAnsi="Courier New"/>
+                <w:sz w:val="16"/>
+              </w:rPr>
+              <w:t xml:space="preserve">019  </w:t>
+            </w:r>
+          </w:p>
+          <w:p>
+            <w:pPr>
+              <w:spacing w:after="0" w:line="240" w:lineRule="auto"/>
+            </w:pPr>
+            <w:r>
+              <w:rPr>
+                <w:rFonts w:ascii="Courier New" w:hAnsi="Courier New"/>
+                <w:sz w:val="16"/>
+              </w:rPr>
+              <w:t>020  class BankAccount(</w:t>
+            </w:r>
+          </w:p>
+          <w:p>
+            <w:pPr>
+              <w:spacing w:after="0" w:line="240" w:lineRule="auto"/>
+            </w:pPr>
+            <w:r>
+              <w:rPr>
+                <w:rFonts w:ascii="Courier New" w:hAnsi="Courier New"/>
+                <w:sz w:val="16"/>
+              </w:rPr>
+              <w:t>021      val accountNumber: String,</w:t>
+            </w:r>
+          </w:p>
+          <w:p>
+            <w:pPr>
+              <w:spacing w:after="0" w:line="240" w:lineRule="auto"/>
+            </w:pPr>
+            <w:r>
+              <w:rPr>
+                <w:rFonts w:ascii="Courier New" w:hAnsi="Courier New"/>
+                <w:sz w:val="16"/>
+              </w:rPr>
+              <w:t>022      initialBalance: Double = 0.0,</w:t>
+            </w:r>
+          </w:p>
+          <w:p>
+            <w:pPr>
+              <w:spacing w:after="0" w:line="240" w:lineRule="auto"/>
+            </w:pPr>
+            <w:r>
+              <w:rPr>
+                <w:rFonts w:ascii="Courier New" w:hAnsi="Courier New"/>
+                <w:sz w:val="16"/>
+              </w:rPr>
+              <w:t>023      private val logger: TransactionLogger = NoOpTransactionLogger,</w:t>
+            </w:r>
+          </w:p>
+          <w:p>
+            <w:pPr>
+              <w:spacing w:after="0" w:line="240" w:lineRule="auto"/>
+            </w:pPr>
+            <w:r>
+              <w:rPr>
+                <w:rFonts w:ascii="Courier New" w:hAnsi="Courier New"/>
+                <w:sz w:val="16"/>
+              </w:rPr>
+              <w:t>024  ) {</w:t>
+            </w:r>
+          </w:p>
+          <w:p>
+            <w:pPr>
+              <w:spacing w:after="0" w:line="240" w:lineRule="auto"/>
+            </w:pPr>
+            <w:r>
+              <w:rPr>
+                <w:rFonts w:ascii="Courier New" w:hAnsi="Courier New"/>
+                <w:sz w:val="16"/>
+              </w:rPr>
+              <w:t>025      private var currentBalance: Double = initialBalance</w:t>
+            </w:r>
+          </w:p>
+          <w:p>
+            <w:pPr>
+              <w:spacing w:after="0" w:line="240" w:lineRule="auto"/>
+            </w:pPr>
+            <w:r>
+              <w:rPr>
+                <w:rFonts w:ascii="Courier New" w:hAnsi="Courier New"/>
+                <w:sz w:val="16"/>
+              </w:rPr>
+              <w:t xml:space="preserve">026  </w:t>
+            </w:r>
+          </w:p>
+          <w:p>
+            <w:pPr>
+              <w:spacing w:after="0" w:line="240" w:lineRule="auto"/>
+            </w:pPr>
+            <w:r>
+              <w:rPr>
+                <w:rFonts w:ascii="Courier New" w:hAnsi="Courier New"/>
+                <w:sz w:val="16"/>
+              </w:rPr>
+              <w:t>027      init {</w:t>
+            </w:r>
+          </w:p>
+          <w:p>
+            <w:pPr>
+              <w:spacing w:after="0" w:line="240" w:lineRule="auto"/>
+            </w:pPr>
+            <w:r>
+              <w:rPr>
+                <w:rFonts w:ascii="Courier New" w:hAnsi="Courier New"/>
+                <w:sz w:val="16"/>
+              </w:rPr>
+              <w:t>028          require(accountNumber.isNotBlank()) { "Номер счёта не должен быть пустым" }</w:t>
+            </w:r>
+          </w:p>
+          <w:p>
+            <w:pPr>
+              <w:spacing w:after="0" w:line="240" w:lineRule="auto"/>
+            </w:pPr>
+            <w:r>
+              <w:rPr>
+                <w:rFonts w:ascii="Courier New" w:hAnsi="Courier New"/>
+                <w:sz w:val="16"/>
+              </w:rPr>
+              <w:t>029          require(initialBalance.isFinite() &amp;&amp; initialBalance &gt;= 0.0) {</w:t>
+            </w:r>
+          </w:p>
+          <w:p>
+            <w:pPr>
+              <w:spacing w:after="0" w:line="240" w:lineRule="auto"/>
+            </w:pPr>
+            <w:r>
+              <w:rPr>
+                <w:rFonts w:ascii="Courier New" w:hAnsi="Courier New"/>
+                <w:sz w:val="16"/>
+              </w:rPr>
+              <w:t>030              "Начальный баланс должен быть конечным и неотрицательным"</w:t>
+            </w:r>
+          </w:p>
+          <w:p>
+            <w:pPr>
+              <w:spacing w:after="0" w:line="240" w:lineRule="auto"/>
+            </w:pPr>
+            <w:r>
+              <w:rPr>
+                <w:rFonts w:ascii="Courier New" w:hAnsi="Courier New"/>
+                <w:sz w:val="16"/>
+              </w:rPr>
+              <w:t>031          }</w:t>
+            </w:r>
+          </w:p>
+          <w:p>
+            <w:pPr>
+              <w:spacing w:after="0" w:line="240" w:lineRule="auto"/>
+            </w:pPr>
+            <w:r>
+              <w:rPr>
+                <w:rFonts w:ascii="Courier New" w:hAnsi="Courier New"/>
+                <w:sz w:val="16"/>
+              </w:rPr>
+              <w:t>032      }</w:t>
+            </w:r>
+          </w:p>
+          <w:p>
+            <w:pPr>
+              <w:spacing w:after="0" w:line="240" w:lineRule="auto"/>
+            </w:pPr>
+            <w:r>
+              <w:rPr>
+                <w:rFonts w:ascii="Courier New" w:hAnsi="Courier New"/>
+                <w:sz w:val="16"/>
+              </w:rPr>
+              <w:t xml:space="preserve">033  </w:t>
+            </w:r>
+          </w:p>
+          <w:p>
+            <w:pPr>
+              <w:spacing w:after="0" w:line="240" w:lineRule="auto"/>
+            </w:pPr>
+            <w:r>
+              <w:rPr>
+                <w:rFonts w:ascii="Courier New" w:hAnsi="Courier New"/>
+                <w:sz w:val="16"/>
+              </w:rPr>
+              <w:t>034      fun deposit(amount: Double) {</w:t>
+            </w:r>
+          </w:p>
+          <w:p>
+            <w:pPr>
+              <w:spacing w:after="0" w:line="240" w:lineRule="auto"/>
+            </w:pPr>
+            <w:r>
+              <w:rPr>
+                <w:rFonts w:ascii="Courier New" w:hAnsi="Courier New"/>
+                <w:sz w:val="16"/>
+              </w:rPr>
+              <w:t>035          requireValidAmount(amount)</w:t>
+            </w:r>
+          </w:p>
+          <w:p>
+            <w:pPr>
+              <w:spacing w:after="0" w:line="240" w:lineRule="auto"/>
+            </w:pPr>
+            <w:r>
+              <w:rPr>
+                <w:rFonts w:ascii="Courier New" w:hAnsi="Courier New"/>
+                <w:sz w:val="16"/>
+              </w:rPr>
+              <w:t>036          currentBalance += amount</w:t>
+            </w:r>
+          </w:p>
+          <w:p>
+            <w:pPr>
+              <w:spacing w:after="0" w:line="240" w:lineRule="auto"/>
+            </w:pPr>
+            <w:r>
+              <w:rPr>
+                <w:rFonts w:ascii="Courier New" w:hAnsi="Courier New"/>
+                <w:sz w:val="16"/>
+              </w:rPr>
+              <w:t>037          logger.record(Transaction(accountNumber, TransactionType.DEPOSIT, amount, currentBalance))</w:t>
+            </w:r>
+          </w:p>
+          <w:p>
+            <w:pPr>
+              <w:spacing w:after="0" w:line="240" w:lineRule="auto"/>
+            </w:pPr>
+            <w:r>
+              <w:rPr>
+                <w:rFonts w:ascii="Courier New" w:hAnsi="Courier New"/>
+                <w:sz w:val="16"/>
+              </w:rPr>
+              <w:t>038      }</w:t>
+            </w:r>
+          </w:p>
+          <w:p>
+            <w:pPr>
+              <w:spacing w:after="0" w:line="240" w:lineRule="auto"/>
+            </w:pPr>
+            <w:r>
+              <w:rPr>
+                <w:rFonts w:ascii="Courier New" w:hAnsi="Courier New"/>
+                <w:sz w:val="16"/>
+              </w:rPr>
+              <w:t xml:space="preserve">039  </w:t>
+            </w:r>
+          </w:p>
+          <w:p>
+            <w:pPr>
+              <w:spacing w:after="0" w:line="240" w:lineRule="auto"/>
+            </w:pPr>
+            <w:r>
+              <w:rPr>
+                <w:rFonts w:ascii="Courier New" w:hAnsi="Courier New"/>
+                <w:sz w:val="16"/>
+              </w:rPr>
+              <w:t>040      fun withdraw(amount: Double) {</w:t>
+            </w:r>
+          </w:p>
+          <w:p>
+            <w:pPr>
+              <w:spacing w:after="0" w:line="240" w:lineRule="auto"/>
+            </w:pPr>
+            <w:r>
+              <w:rPr>
+                <w:rFonts w:ascii="Courier New" w:hAnsi="Courier New"/>
+                <w:sz w:val="16"/>
+              </w:rPr>
+              <w:t>041          requireValidAmount(amount)</w:t>
+            </w:r>
+          </w:p>
+          <w:p>
+            <w:pPr>
+              <w:spacing w:after="0" w:line="240" w:lineRule="auto"/>
+            </w:pPr>
+            <w:r>
+              <w:rPr>
+                <w:rFonts w:ascii="Courier New" w:hAnsi="Courier New"/>
+                <w:sz w:val="16"/>
+              </w:rPr>
+              <w:t>042          require(amount &lt;= currentBalance) { "Insufficient funds" }</w:t>
+            </w:r>
+          </w:p>
+          <w:p>
+            <w:pPr>
+              <w:spacing w:after="0" w:line="240" w:lineRule="auto"/>
+            </w:pPr>
+            <w:r>
+              <w:rPr>
+                <w:rFonts w:ascii="Courier New" w:hAnsi="Courier New"/>
+                <w:sz w:val="16"/>
+              </w:rPr>
+              <w:t>043          currentBalance -= amount</w:t>
+            </w:r>
+          </w:p>
+          <w:p>
+            <w:pPr>
+              <w:spacing w:after="0" w:line="240" w:lineRule="auto"/>
+            </w:pPr>
+            <w:r>
+              <w:rPr>
+                <w:rFonts w:ascii="Courier New" w:hAnsi="Courier New"/>
+                <w:sz w:val="16"/>
+              </w:rPr>
+              <w:t>044          logger.record(Transaction(accountNumber, TransactionType.WITHDRAWAL, amount, currentBalance))</w:t>
+            </w:r>
+          </w:p>
+          <w:p>
+            <w:pPr>
+              <w:spacing w:after="0" w:line="240" w:lineRule="auto"/>
+            </w:pPr>
+            <w:r>
+              <w:rPr>
+                <w:rFonts w:ascii="Courier New" w:hAnsi="Courier New"/>
+                <w:sz w:val="16"/>
+              </w:rPr>
+              <w:t>045      }</w:t>
+            </w:r>
+          </w:p>
+          <w:p>
+            <w:pPr>
+              <w:spacing w:after="0" w:line="240" w:lineRule="auto"/>
+            </w:pPr>
+            <w:r>
+              <w:rPr>
+                <w:rFonts w:ascii="Courier New" w:hAnsi="Courier New"/>
+                <w:sz w:val="16"/>
+              </w:rPr>
+              <w:t xml:space="preserve">046  </w:t>
+            </w:r>
+          </w:p>
+          <w:p>
+            <w:pPr>
+              <w:spacing w:after="0" w:line="240" w:lineRule="auto"/>
+            </w:pPr>
+            <w:r>
+              <w:rPr>
+                <w:rFonts w:ascii="Courier New" w:hAnsi="Courier New"/>
+                <w:sz w:val="16"/>
+              </w:rPr>
+              <w:t>047      fun getBalance(): Double = currentBalance</w:t>
+            </w:r>
+          </w:p>
+          <w:p>
+            <w:pPr>
+              <w:spacing w:after="0" w:line="240" w:lineRule="auto"/>
+            </w:pPr>
+            <w:r>
+              <w:rPr>
+                <w:rFonts w:ascii="Courier New" w:hAnsi="Courier New"/>
+                <w:sz w:val="16"/>
+              </w:rPr>
+              <w:t xml:space="preserve">048  </w:t>
+            </w:r>
+          </w:p>
+          <w:p>
+            <w:pPr>
+              <w:spacing w:after="0" w:line="240" w:lineRule="auto"/>
+            </w:pPr>
+            <w:r>
+              <w:rPr>
+                <w:rFonts w:ascii="Courier New" w:hAnsi="Courier New"/>
+                <w:sz w:val="16"/>
+              </w:rPr>
+              <w:t>049      private fun requireValidAmount(amount: Double) {</w:t>
+            </w:r>
+          </w:p>
+          <w:p>
+            <w:pPr>
+              <w:spacing w:after="0" w:line="240" w:lineRule="auto"/>
+            </w:pPr>
+            <w:r>
+              <w:rPr>
+                <w:rFonts w:ascii="Courier New" w:hAnsi="Courier New"/>
+                <w:sz w:val="16"/>
+              </w:rPr>
+              <w:t>050          require(amount.isFinite() &amp;&amp; amount &gt; 0.0) { "Сумма должна быть конечной и положительной" }</w:t>
+            </w:r>
+          </w:p>
+          <w:p>
+            <w:pPr>
+              <w:spacing w:after="0" w:line="240" w:lineRule="auto"/>
+            </w:pPr>
+            <w:r>
+              <w:rPr>
+                <w:rFonts w:ascii="Courier New" w:hAnsi="Courier New"/>
+                <w:sz w:val="16"/>
+              </w:rPr>
+              <w:t>051      }</w:t>
+            </w:r>
+          </w:p>
+          <w:p>
+            <w:pPr>
+              <w:spacing w:after="0" w:line="240" w:lineRule="auto"/>
+            </w:pPr>
+            <w:r>
+              <w:rPr>
+                <w:rFonts w:ascii="Courier New" w:hAnsi="Courier New"/>
+                <w:sz w:val="16"/>
+              </w:rPr>
+              <w:t>052  }</w:t>
+            </w:r>
+          </w:p>
+        </w:tc>
+      </w:tr>
+    </w:tbl>
+    <w:p>
+      <w:r>
+        <w:br w:type="page"/>
+      </w:r>
+    </w:p>
+    <w:p>
+      <w:pPr>
+        <w:pStyle w:val="Heading1"/>
+      </w:pPr>
+      <w:r>
+        <w:t>Приложение. Исходный код Main.kt</w:t>
+      </w:r>
+    </w:p>
+    <w:p>
+      <w:r>
+        <w:t>Листинг приведён по файлу lab06/src/main/kotlin/lab06/Main.kt из состава лабораторной работы.</w:t>
+      </w:r>
+    </w:p>
+    <w:tbl>
+      <w:tblPr>
+        <w:tblW w:type="auto" w:w="0"/>
+        <w:tblLayout w:type="autofit"/>
+        <w:tblLook w:firstColumn="1" w:firstRow="1" w:lastColumn="0" w:lastRow="0" w:noHBand="0" w:noVBand="1" w:val="04A0"/>
+      </w:tblPr>
+      <w:tblGrid>
+        <w:gridCol w:w="9746"/>
+      </w:tblGrid>
+      <w:tr>
+        <w:tc>
+          <w:tcPr>
+            <w:tcW w:type="dxa" w:w="9746"/>
+            <w:shd w:fill="F1F3F5"/>
+          </w:tcPr>
+          <w:p>
+            <w:pPr>
+              <w:spacing w:after="0" w:line="240" w:lineRule="auto"/>
+            </w:pPr>
+            <w:r>
+              <w:rPr>
+                <w:rFonts w:ascii="Courier New" w:hAnsi="Courier New"/>
+                <w:sz w:val="16"/>
+              </w:rPr>
+              <w:t>001  package lab06</w:t>
+            </w:r>
+          </w:p>
+          <w:p>
+            <w:pPr>
+              <w:spacing w:after="0" w:line="240" w:lineRule="auto"/>
+            </w:pPr>
+            <w:r>
+              <w:rPr>
+                <w:rFonts w:ascii="Courier New" w:hAnsi="Courier New"/>
+                <w:sz w:val="16"/>
+              </w:rPr>
+              <w:t xml:space="preserve">002  </w:t>
+            </w:r>
+          </w:p>
+          <w:p>
+            <w:pPr>
+              <w:spacing w:after="0" w:line="240" w:lineRule="auto"/>
+            </w:pPr>
+            <w:r>
+              <w:rPr>
+                <w:rFonts w:ascii="Courier New" w:hAnsi="Courier New"/>
+                <w:sz w:val="16"/>
+              </w:rPr>
+              <w:t>003  fun main() {</w:t>
+            </w:r>
+          </w:p>
+          <w:p>
+            <w:pPr>
+              <w:spacing w:after="0" w:line="240" w:lineRule="auto"/>
+            </w:pPr>
+            <w:r>
+              <w:rPr>
+                <w:rFonts w:ascii="Courier New" w:hAnsi="Courier New"/>
+                <w:sz w:val="16"/>
+              </w:rPr>
+              <w:t>004      val account = BankAccount("40817810000000000001", initialBalance = 1000.0)</w:t>
+            </w:r>
+          </w:p>
+          <w:p>
+            <w:pPr>
+              <w:spacing w:after="0" w:line="240" w:lineRule="auto"/>
+            </w:pPr>
+            <w:r>
+              <w:rPr>
+                <w:rFonts w:ascii="Courier New" w:hAnsi="Courier New"/>
+                <w:sz w:val="16"/>
+              </w:rPr>
+              <w:t>005      account.deposit(500.0)</w:t>
+            </w:r>
+          </w:p>
+          <w:p>
+            <w:pPr>
+              <w:spacing w:after="0" w:line="240" w:lineRule="auto"/>
+            </w:pPr>
+            <w:r>
+              <w:rPr>
+                <w:rFonts w:ascii="Courier New" w:hAnsi="Courier New"/>
+                <w:sz w:val="16"/>
+              </w:rPr>
+              <w:t>006      account.withdraw(250.0)</w:t>
+            </w:r>
+          </w:p>
+          <w:p>
+            <w:pPr>
+              <w:spacing w:after="0" w:line="240" w:lineRule="auto"/>
+            </w:pPr>
+            <w:r>
+              <w:rPr>
+                <w:rFonts w:ascii="Courier New" w:hAnsi="Courier New"/>
+                <w:sz w:val="16"/>
+              </w:rPr>
+              <w:t>007      println("Счёт ${account.accountNumber}: баланс=${"%.2f".format(account.getBalance())}")</w:t>
+            </w:r>
+          </w:p>
+          <w:p>
+            <w:pPr>
+              <w:spacing w:after="0" w:line="240" w:lineRule="auto"/>
+            </w:pPr>
+            <w:r>
+              <w:rPr>
+                <w:rFonts w:ascii="Courier New" w:hAnsi="Courier New"/>
+                <w:sz w:val="16"/>
+              </w:rPr>
+              <w:t>008  }</w:t>
+            </w:r>
+          </w:p>
+        </w:tc>
+      </w:tr>
+    </w:tbl>
+    <w:p>
+      <w:r>
+        <w:br w:type="page"/>
+      </w:r>
+    </w:p>
+    <w:p>
+      <w:pPr>
+        <w:pStyle w:val="Heading1"/>
+      </w:pPr>
+      <w:r>
+        <w:t>Приложение. Исходный код BankAccountTest.kt</w:t>
+      </w:r>
+    </w:p>
+    <w:p>
+      <w:r>
+        <w:t>Листинг приведён по файлу lab06/src/test/kotlin/lab06/BankAccountTest.kt из состава лабораторной работы.</w:t>
+      </w:r>
+    </w:p>
+    <w:tbl>
+      <w:tblPr>
+        <w:tblW w:type="auto" w:w="0"/>
+        <w:tblLayout w:type="autofit"/>
+        <w:tblLook w:firstColumn="1" w:firstRow="1" w:lastColumn="0" w:lastRow="0" w:noHBand="0" w:noVBand="1" w:val="04A0"/>
+      </w:tblPr>
+      <w:tblGrid>
+        <w:gridCol w:w="9746"/>
+      </w:tblGrid>
+      <w:tr>
+        <w:tc>
+          <w:tcPr>
+            <w:tcW w:type="dxa" w:w="9746"/>
+            <w:shd w:fill="F1F3F5"/>
+          </w:tcPr>
+          <w:p>
+            <w:pPr>
+              <w:spacing w:after="0" w:line="240" w:lineRule="auto"/>
+            </w:pPr>
+            <w:r>
+              <w:rPr>
+                <w:rFonts w:ascii="Courier New" w:hAnsi="Courier New"/>
+                <w:sz w:val="16"/>
+              </w:rPr>
+              <w:t>001  package lab06</w:t>
+            </w:r>
+          </w:p>
+          <w:p>
+            <w:pPr>
+              <w:spacing w:after="0" w:line="240" w:lineRule="auto"/>
+            </w:pPr>
+            <w:r>
+              <w:rPr>
+                <w:rFonts w:ascii="Courier New" w:hAnsi="Courier New"/>
+                <w:sz w:val="16"/>
+              </w:rPr>
+              <w:t xml:space="preserve">002  </w:t>
+            </w:r>
+          </w:p>
+          <w:p>
+            <w:pPr>
+              <w:spacing w:after="0" w:line="240" w:lineRule="auto"/>
+            </w:pPr>
+            <w:r>
+              <w:rPr>
+                <w:rFonts w:ascii="Courier New" w:hAnsi="Courier New"/>
+                <w:sz w:val="16"/>
+              </w:rPr>
+              <w:t>003  import org.junit.jupiter.api.Test</w:t>
+            </w:r>
+          </w:p>
+          <w:p>
+            <w:pPr>
+              <w:spacing w:after="0" w:line="240" w:lineRule="auto"/>
+            </w:pPr>
+            <w:r>
+              <w:rPr>
+                <w:rFonts w:ascii="Courier New" w:hAnsi="Courier New"/>
+                <w:sz w:val="16"/>
+              </w:rPr>
+              <w:t>004  import kotlin.test.assertEquals</w:t>
+            </w:r>
+          </w:p>
+          <w:p>
+            <w:pPr>
+              <w:spacing w:after="0" w:line="240" w:lineRule="auto"/>
+            </w:pPr>
+            <w:r>
+              <w:rPr>
+                <w:rFonts w:ascii="Courier New" w:hAnsi="Courier New"/>
+                <w:sz w:val="16"/>
+              </w:rPr>
+              <w:t>005  import kotlin.test.assertFailsWith</w:t>
+            </w:r>
+          </w:p>
+          <w:p>
+            <w:pPr>
+              <w:spacing w:after="0" w:line="240" w:lineRule="auto"/>
+            </w:pPr>
+            <w:r>
+              <w:rPr>
+                <w:rFonts w:ascii="Courier New" w:hAnsi="Courier New"/>
+                <w:sz w:val="16"/>
+              </w:rPr>
+              <w:t xml:space="preserve">006  </w:t>
+            </w:r>
+          </w:p>
+          <w:p>
+            <w:pPr>
+              <w:spacing w:after="0" w:line="240" w:lineRule="auto"/>
+            </w:pPr>
+            <w:r>
+              <w:rPr>
+                <w:rFonts w:ascii="Courier New" w:hAnsi="Courier New"/>
+                <w:sz w:val="16"/>
+              </w:rPr>
+              <w:t>007  class BankAccountTest {</w:t>
+            </w:r>
+          </w:p>
+          <w:p>
+            <w:pPr>
+              <w:spacing w:after="0" w:line="240" w:lineRule="auto"/>
+            </w:pPr>
+            <w:r>
+              <w:rPr>
+                <w:rFonts w:ascii="Courier New" w:hAnsi="Courier New"/>
+                <w:sz w:val="16"/>
+              </w:rPr>
+              <w:t>008      private class MockTransactionLogger : TransactionLogger {</w:t>
+            </w:r>
+          </w:p>
+          <w:p>
+            <w:pPr>
+              <w:spacing w:after="0" w:line="240" w:lineRule="auto"/>
+            </w:pPr>
+            <w:r>
+              <w:rPr>
+                <w:rFonts w:ascii="Courier New" w:hAnsi="Courier New"/>
+                <w:sz w:val="16"/>
+              </w:rPr>
+              <w:t>009          val recorded = mutableListOf&lt;Transaction&gt;()</w:t>
+            </w:r>
+          </w:p>
+          <w:p>
+            <w:pPr>
+              <w:spacing w:after="0" w:line="240" w:lineRule="auto"/>
+            </w:pPr>
+            <w:r>
+              <w:rPr>
+                <w:rFonts w:ascii="Courier New" w:hAnsi="Courier New"/>
+                <w:sz w:val="16"/>
+              </w:rPr>
+              <w:t>010          override fun record(transaction: Transaction) {</w:t>
+            </w:r>
+          </w:p>
+          <w:p>
+            <w:pPr>
+              <w:spacing w:after="0" w:line="240" w:lineRule="auto"/>
+            </w:pPr>
+            <w:r>
+              <w:rPr>
+                <w:rFonts w:ascii="Courier New" w:hAnsi="Courier New"/>
+                <w:sz w:val="16"/>
+              </w:rPr>
+              <w:t>011              recorded += transaction</w:t>
+            </w:r>
+          </w:p>
+          <w:p>
+            <w:pPr>
+              <w:spacing w:after="0" w:line="240" w:lineRule="auto"/>
+            </w:pPr>
+            <w:r>
+              <w:rPr>
+                <w:rFonts w:ascii="Courier New" w:hAnsi="Courier New"/>
+                <w:sz w:val="16"/>
+              </w:rPr>
+              <w:t>012          }</w:t>
+            </w:r>
+          </w:p>
+          <w:p>
+            <w:pPr>
+              <w:spacing w:after="0" w:line="240" w:lineRule="auto"/>
+            </w:pPr>
+            <w:r>
+              <w:rPr>
+                <w:rFonts w:ascii="Courier New" w:hAnsi="Courier New"/>
+                <w:sz w:val="16"/>
+              </w:rPr>
+              <w:t>013      }</w:t>
+            </w:r>
+          </w:p>
+          <w:p>
+            <w:pPr>
+              <w:spacing w:after="0" w:line="240" w:lineRule="auto"/>
+            </w:pPr>
+            <w:r>
+              <w:rPr>
+                <w:rFonts w:ascii="Courier New" w:hAnsi="Courier New"/>
+                <w:sz w:val="16"/>
+              </w:rPr>
+              <w:t xml:space="preserve">014  </w:t>
+            </w:r>
+          </w:p>
+          <w:p>
+            <w:pPr>
+              <w:spacing w:after="0" w:line="240" w:lineRule="auto"/>
+            </w:pPr>
+            <w:r>
+              <w:rPr>
+                <w:rFonts w:ascii="Courier New" w:hAnsi="Courier New"/>
+                <w:sz w:val="16"/>
+              </w:rPr>
+              <w:t>015      @Test</w:t>
+            </w:r>
+          </w:p>
+          <w:p>
+            <w:pPr>
+              <w:spacing w:after="0" w:line="240" w:lineRule="auto"/>
+            </w:pPr>
+            <w:r>
+              <w:rPr>
+                <w:rFonts w:ascii="Courier New" w:hAnsi="Courier New"/>
+                <w:sz w:val="16"/>
+              </w:rPr>
+              <w:t>016      fun `creates account with default and supplied balance`() {</w:t>
+            </w:r>
+          </w:p>
+          <w:p>
+            <w:pPr>
+              <w:spacing w:after="0" w:line="240" w:lineRule="auto"/>
+            </w:pPr>
+            <w:r>
+              <w:rPr>
+                <w:rFonts w:ascii="Courier New" w:hAnsi="Courier New"/>
+                <w:sz w:val="16"/>
+              </w:rPr>
+              <w:t>017          assertEquals(0.0, BankAccount("A-1").getBalance())</w:t>
+            </w:r>
+          </w:p>
+          <w:p>
+            <w:pPr>
+              <w:spacing w:after="0" w:line="240" w:lineRule="auto"/>
+            </w:pPr>
+            <w:r>
+              <w:rPr>
+                <w:rFonts w:ascii="Courier New" w:hAnsi="Courier New"/>
+                <w:sz w:val="16"/>
+              </w:rPr>
+              <w:t>018          assertEquals(125.5, BankAccount("A-2", 125.5).getBalance())</w:t>
+            </w:r>
+          </w:p>
+          <w:p>
+            <w:pPr>
+              <w:spacing w:after="0" w:line="240" w:lineRule="auto"/>
+            </w:pPr>
+            <w:r>
+              <w:rPr>
+                <w:rFonts w:ascii="Courier New" w:hAnsi="Courier New"/>
+                <w:sz w:val="16"/>
+              </w:rPr>
+              <w:t>019      }</w:t>
+            </w:r>
+          </w:p>
+          <w:p>
+            <w:pPr>
+              <w:spacing w:after="0" w:line="240" w:lineRule="auto"/>
+            </w:pPr>
+            <w:r>
+              <w:rPr>
+                <w:rFonts w:ascii="Courier New" w:hAnsi="Courier New"/>
+                <w:sz w:val="16"/>
+              </w:rPr>
+              <w:t xml:space="preserve">020  </w:t>
+            </w:r>
+          </w:p>
+          <w:p>
+            <w:pPr>
+              <w:spacing w:after="0" w:line="240" w:lineRule="auto"/>
+            </w:pPr>
+            <w:r>
+              <w:rPr>
+                <w:rFonts w:ascii="Courier New" w:hAnsi="Courier New"/>
+                <w:sz w:val="16"/>
+              </w:rPr>
+              <w:t>021      @Test</w:t>
+            </w:r>
+          </w:p>
+          <w:p>
+            <w:pPr>
+              <w:spacing w:after="0" w:line="240" w:lineRule="auto"/>
+            </w:pPr>
+            <w:r>
+              <w:rPr>
+                <w:rFonts w:ascii="Courier New" w:hAnsi="Courier New"/>
+                <w:sz w:val="16"/>
+              </w:rPr>
+              <w:t>022      fun `rejects negative initial balance and blank account number`() {</w:t>
+            </w:r>
+          </w:p>
+          <w:p>
+            <w:pPr>
+              <w:spacing w:after="0" w:line="240" w:lineRule="auto"/>
+            </w:pPr>
+            <w:r>
+              <w:rPr>
+                <w:rFonts w:ascii="Courier New" w:hAnsi="Courier New"/>
+                <w:sz w:val="16"/>
+              </w:rPr>
+              <w:t>023          assertFailsWith&lt;IllegalArgumentException&gt; { BankAccount("A-1", -1.0) }</w:t>
+            </w:r>
+          </w:p>
+          <w:p>
+            <w:pPr>
+              <w:spacing w:after="0" w:line="240" w:lineRule="auto"/>
+            </w:pPr>
+            <w:r>
+              <w:rPr>
+                <w:rFonts w:ascii="Courier New" w:hAnsi="Courier New"/>
+                <w:sz w:val="16"/>
+              </w:rPr>
+              <w:t>024          assertFailsWith&lt;IllegalArgumentException&gt; { BankAccount(" ") }</w:t>
+            </w:r>
+          </w:p>
+          <w:p>
+            <w:pPr>
+              <w:spacing w:after="0" w:line="240" w:lineRule="auto"/>
+            </w:pPr>
+            <w:r>
+              <w:rPr>
+                <w:rFonts w:ascii="Courier New" w:hAnsi="Courier New"/>
+                <w:sz w:val="16"/>
+              </w:rPr>
+              <w:t>025      }</w:t>
+            </w:r>
+          </w:p>
+          <w:p>
+            <w:pPr>
+              <w:spacing w:after="0" w:line="240" w:lineRule="auto"/>
+            </w:pPr>
+            <w:r>
+              <w:rPr>
+                <w:rFonts w:ascii="Courier New" w:hAnsi="Courier New"/>
+                <w:sz w:val="16"/>
+              </w:rPr>
+              <w:t xml:space="preserve">026  </w:t>
+            </w:r>
+          </w:p>
+          <w:p>
+            <w:pPr>
+              <w:spacing w:after="0" w:line="240" w:lineRule="auto"/>
+            </w:pPr>
+            <w:r>
+              <w:rPr>
+                <w:rFonts w:ascii="Courier New" w:hAnsi="Courier New"/>
+                <w:sz w:val="16"/>
+              </w:rPr>
+              <w:t>027      @Test</w:t>
+            </w:r>
+          </w:p>
+          <w:p>
+            <w:pPr>
+              <w:spacing w:after="0" w:line="240" w:lineRule="auto"/>
+            </w:pPr>
+            <w:r>
+              <w:rPr>
+                <w:rFonts w:ascii="Courier New" w:hAnsi="Courier New"/>
+                <w:sz w:val="16"/>
+              </w:rPr>
+              <w:t>028      fun `deposit changes balance and records transaction in mock`() {</w:t>
+            </w:r>
+          </w:p>
+          <w:p>
+            <w:pPr>
+              <w:spacing w:after="0" w:line="240" w:lineRule="auto"/>
+            </w:pPr>
+            <w:r>
+              <w:rPr>
+                <w:rFonts w:ascii="Courier New" w:hAnsi="Courier New"/>
+                <w:sz w:val="16"/>
+              </w:rPr>
+              <w:t>029          val mockLogger = MockTransactionLogger()</w:t>
+            </w:r>
+          </w:p>
+          <w:p>
+            <w:pPr>
+              <w:spacing w:after="0" w:line="240" w:lineRule="auto"/>
+            </w:pPr>
+            <w:r>
+              <w:rPr>
+                <w:rFonts w:ascii="Courier New" w:hAnsi="Courier New"/>
+                <w:sz w:val="16"/>
+              </w:rPr>
+              <w:t>030          val account = BankAccount("A-1", logger = mockLogger)</w:t>
+            </w:r>
+          </w:p>
+          <w:p>
+            <w:pPr>
+              <w:spacing w:after="0" w:line="240" w:lineRule="auto"/>
+            </w:pPr>
+            <w:r>
+              <w:rPr>
+                <w:rFonts w:ascii="Courier New" w:hAnsi="Courier New"/>
+                <w:sz w:val="16"/>
+              </w:rPr>
+              <w:t xml:space="preserve">031  </w:t>
+            </w:r>
+          </w:p>
+          <w:p>
+            <w:pPr>
+              <w:spacing w:after="0" w:line="240" w:lineRule="auto"/>
+            </w:pPr>
+            <w:r>
+              <w:rPr>
+                <w:rFonts w:ascii="Courier New" w:hAnsi="Courier New"/>
+                <w:sz w:val="16"/>
+              </w:rPr>
+              <w:t>032          account.deposit(125.0)</w:t>
+            </w:r>
+          </w:p>
+          <w:p>
+            <w:pPr>
+              <w:spacing w:after="0" w:line="240" w:lineRule="auto"/>
+            </w:pPr>
+            <w:r>
+              <w:rPr>
+                <w:rFonts w:ascii="Courier New" w:hAnsi="Courier New"/>
+                <w:sz w:val="16"/>
+              </w:rPr>
+              <w:t xml:space="preserve">033  </w:t>
+            </w:r>
+          </w:p>
+          <w:p>
+            <w:pPr>
+              <w:spacing w:after="0" w:line="240" w:lineRule="auto"/>
+            </w:pPr>
+            <w:r>
+              <w:rPr>
+                <w:rFonts w:ascii="Courier New" w:hAnsi="Courier New"/>
+                <w:sz w:val="16"/>
+              </w:rPr>
+              <w:t>034          assertEquals(125.0, account.getBalance())</w:t>
+            </w:r>
+          </w:p>
+          <w:p>
+            <w:pPr>
+              <w:spacing w:after="0" w:line="240" w:lineRule="auto"/>
+            </w:pPr>
+            <w:r>
+              <w:rPr>
+                <w:rFonts w:ascii="Courier New" w:hAnsi="Courier New"/>
+                <w:sz w:val="16"/>
+              </w:rPr>
+              <w:t>035          assertEquals(listOf(Transaction("A-1", TransactionType.DEPOSIT, 125.0, 125.0)), mockLogger.recorded)</w:t>
+            </w:r>
+          </w:p>
+          <w:p>
+            <w:pPr>
+              <w:spacing w:after="0" w:line="240" w:lineRule="auto"/>
+            </w:pPr>
+            <w:r>
+              <w:rPr>
+                <w:rFonts w:ascii="Courier New" w:hAnsi="Courier New"/>
+                <w:sz w:val="16"/>
+              </w:rPr>
+              <w:t>036      }</w:t>
+            </w:r>
+          </w:p>
+          <w:p>
+            <w:pPr>
+              <w:spacing w:after="0" w:line="240" w:lineRule="auto"/>
+            </w:pPr>
+            <w:r>
+              <w:rPr>
+                <w:rFonts w:ascii="Courier New" w:hAnsi="Courier New"/>
+                <w:sz w:val="16"/>
+              </w:rPr>
+              <w:t xml:space="preserve">037  </w:t>
+            </w:r>
+          </w:p>
+          <w:p>
+            <w:pPr>
+              <w:spacing w:after="0" w:line="240" w:lineRule="auto"/>
+            </w:pPr>
+            <w:r>
+              <w:rPr>
+                <w:rFonts w:ascii="Courier New" w:hAnsi="Courier New"/>
+                <w:sz w:val="16"/>
+              </w:rPr>
+              <w:t>038      @Test</w:t>
+            </w:r>
+          </w:p>
+          <w:p>
+            <w:pPr>
+              <w:spacing w:after="0" w:line="240" w:lineRule="auto"/>
+            </w:pPr>
+            <w:r>
+              <w:rPr>
+                <w:rFonts w:ascii="Courier New" w:hAnsi="Courier New"/>
+                <w:sz w:val="16"/>
+              </w:rPr>
+              <w:t>039      fun `rejects zero negative and non-finite deposit`() {</w:t>
+            </w:r>
+          </w:p>
+          <w:p>
+            <w:pPr>
+              <w:spacing w:after="0" w:line="240" w:lineRule="auto"/>
+            </w:pPr>
+            <w:r>
+              <w:rPr>
+                <w:rFonts w:ascii="Courier New" w:hAnsi="Courier New"/>
+                <w:sz w:val="16"/>
+              </w:rPr>
+              <w:t>040          val account = BankAccount("A-1")</w:t>
+            </w:r>
+          </w:p>
+          <w:p>
+            <w:pPr>
+              <w:spacing w:after="0" w:line="240" w:lineRule="auto"/>
+            </w:pPr>
+            <w:r>
+              <w:rPr>
+                <w:rFonts w:ascii="Courier New" w:hAnsi="Courier New"/>
+                <w:sz w:val="16"/>
+              </w:rPr>
+              <w:t>041          for (amount in listOf(0.0, -1.0, Double.NaN, Double.POSITIVE_INFINITY)) {</w:t>
+            </w:r>
+          </w:p>
+          <w:p>
+            <w:pPr>
+              <w:spacing w:after="0" w:line="240" w:lineRule="auto"/>
+            </w:pPr>
+            <w:r>
+              <w:rPr>
+                <w:rFonts w:ascii="Courier New" w:hAnsi="Courier New"/>
+                <w:sz w:val="16"/>
+              </w:rPr>
+              <w:t>042              assertFailsWith&lt;IllegalArgumentException&gt; { account.deposit(amount) }</w:t>
+            </w:r>
+          </w:p>
+          <w:p>
+            <w:pPr>
+              <w:spacing w:after="0" w:line="240" w:lineRule="auto"/>
+            </w:pPr>
+            <w:r>
+              <w:rPr>
+                <w:rFonts w:ascii="Courier New" w:hAnsi="Courier New"/>
+                <w:sz w:val="16"/>
+              </w:rPr>
+              <w:t>043          }</w:t>
+            </w:r>
+          </w:p>
+          <w:p>
+            <w:pPr>
+              <w:spacing w:after="0" w:line="240" w:lineRule="auto"/>
+            </w:pPr>
+            <w:r>
+              <w:rPr>
+                <w:rFonts w:ascii="Courier New" w:hAnsi="Courier New"/>
+                <w:sz w:val="16"/>
+              </w:rPr>
+              <w:t>044          assertEquals(0.0, account.getBalance())</w:t>
+            </w:r>
+          </w:p>
+          <w:p>
+            <w:pPr>
+              <w:spacing w:after="0" w:line="240" w:lineRule="auto"/>
+            </w:pPr>
+            <w:r>
+              <w:rPr>
+                <w:rFonts w:ascii="Courier New" w:hAnsi="Courier New"/>
+                <w:sz w:val="16"/>
+              </w:rPr>
+              <w:t>045      }</w:t>
+            </w:r>
+          </w:p>
+          <w:p>
+            <w:pPr>
+              <w:spacing w:after="0" w:line="240" w:lineRule="auto"/>
+            </w:pPr>
+            <w:r>
+              <w:rPr>
+                <w:rFonts w:ascii="Courier New" w:hAnsi="Courier New"/>
+                <w:sz w:val="16"/>
+              </w:rPr>
+              <w:t xml:space="preserve">046  </w:t>
+            </w:r>
+          </w:p>
+          <w:p>
+            <w:pPr>
+              <w:spacing w:after="0" w:line="240" w:lineRule="auto"/>
+            </w:pPr>
+            <w:r>
+              <w:rPr>
+                <w:rFonts w:ascii="Courier New" w:hAnsi="Courier New"/>
+                <w:sz w:val="16"/>
+              </w:rPr>
+              <w:t>047      @Test</w:t>
+            </w:r>
+          </w:p>
+          <w:p>
+            <w:pPr>
+              <w:spacing w:after="0" w:line="240" w:lineRule="auto"/>
+            </w:pPr>
+            <w:r>
+              <w:rPr>
+                <w:rFonts w:ascii="Courier New" w:hAnsi="Courier New"/>
+                <w:sz w:val="16"/>
+              </w:rPr>
+              <w:t>048      fun `withdraws available amount and records transaction`() {</w:t>
+            </w:r>
+          </w:p>
+          <w:p>
+            <w:pPr>
+              <w:spacing w:after="0" w:line="240" w:lineRule="auto"/>
+            </w:pPr>
+            <w:r>
+              <w:rPr>
+                <w:rFonts w:ascii="Courier New" w:hAnsi="Courier New"/>
+                <w:sz w:val="16"/>
+              </w:rPr>
+              <w:t>049          val mockLogger = MockTransactionLogger()</w:t>
+            </w:r>
+          </w:p>
+          <w:p>
+            <w:pPr>
+              <w:spacing w:after="0" w:line="240" w:lineRule="auto"/>
+            </w:pPr>
+            <w:r>
+              <w:rPr>
+                <w:rFonts w:ascii="Courier New" w:hAnsi="Courier New"/>
+                <w:sz w:val="16"/>
+              </w:rPr>
+              <w:t>050          val account = BankAccount("A-1", 200.0, mockLogger)</w:t>
+            </w:r>
+          </w:p>
+          <w:p>
+            <w:pPr>
+              <w:spacing w:after="0" w:line="240" w:lineRule="auto"/>
+            </w:pPr>
+            <w:r>
+              <w:rPr>
+                <w:rFonts w:ascii="Courier New" w:hAnsi="Courier New"/>
+                <w:sz w:val="16"/>
+              </w:rPr>
+              <w:t xml:space="preserve">051  </w:t>
+            </w:r>
+          </w:p>
+          <w:p>
+            <w:pPr>
+              <w:spacing w:after="0" w:line="240" w:lineRule="auto"/>
+            </w:pPr>
+            <w:r>
+              <w:rPr>
+                <w:rFonts w:ascii="Courier New" w:hAnsi="Courier New"/>
+                <w:sz w:val="16"/>
+              </w:rPr>
+              <w:t>052          account.withdraw(75.0)</w:t>
+            </w:r>
+          </w:p>
+          <w:p>
+            <w:pPr>
+              <w:spacing w:after="0" w:line="240" w:lineRule="auto"/>
+            </w:pPr>
+            <w:r>
+              <w:rPr>
+                <w:rFonts w:ascii="Courier New" w:hAnsi="Courier New"/>
+                <w:sz w:val="16"/>
+              </w:rPr>
+              <w:t xml:space="preserve">053  </w:t>
+            </w:r>
+          </w:p>
+          <w:p>
+            <w:pPr>
+              <w:spacing w:after="0" w:line="240" w:lineRule="auto"/>
+            </w:pPr>
+            <w:r>
+              <w:rPr>
+                <w:rFonts w:ascii="Courier New" w:hAnsi="Courier New"/>
+                <w:sz w:val="16"/>
+              </w:rPr>
+              <w:t>054          assertEquals(125.0, account.getBalance())</w:t>
+            </w:r>
+          </w:p>
+          <w:p>
+            <w:pPr>
+              <w:spacing w:after="0" w:line="240" w:lineRule="auto"/>
+            </w:pPr>
+            <w:r>
+              <w:rPr>
+                <w:rFonts w:ascii="Courier New" w:hAnsi="Courier New"/>
+                <w:sz w:val="16"/>
+              </w:rPr>
+              <w:t>055          assertEquals(TransactionType.WITHDRAWAL, mockLogger.recorded.single().type)</w:t>
+            </w:r>
+          </w:p>
+          <w:p>
+            <w:pPr>
+              <w:spacing w:after="0" w:line="240" w:lineRule="auto"/>
+            </w:pPr>
+            <w:r>
+              <w:rPr>
+                <w:rFonts w:ascii="Courier New" w:hAnsi="Courier New"/>
+                <w:sz w:val="16"/>
+              </w:rPr>
+              <w:t>056      }</w:t>
+            </w:r>
+          </w:p>
+          <w:p>
+            <w:pPr>
+              <w:spacing w:after="0" w:line="240" w:lineRule="auto"/>
+            </w:pPr>
+            <w:r>
+              <w:rPr>
+                <w:rFonts w:ascii="Courier New" w:hAnsi="Courier New"/>
+                <w:sz w:val="16"/>
+              </w:rPr>
+              <w:t xml:space="preserve">057  </w:t>
+            </w:r>
+          </w:p>
+          <w:p>
+            <w:pPr>
+              <w:spacing w:after="0" w:line="240" w:lineRule="auto"/>
+            </w:pPr>
+            <w:r>
+              <w:rPr>
+                <w:rFonts w:ascii="Courier New" w:hAnsi="Courier New"/>
+                <w:sz w:val="16"/>
+              </w:rPr>
+              <w:t>058      @Test</w:t>
+            </w:r>
+          </w:p>
+          <w:p>
+            <w:pPr>
+              <w:spacing w:after="0" w:line="240" w:lineRule="auto"/>
+            </w:pPr>
+            <w:r>
+              <w:rPr>
+                <w:rFonts w:ascii="Courier New" w:hAnsi="Courier New"/>
+                <w:sz w:val="16"/>
+              </w:rPr>
+              <w:t>059      fun `rejects withdrawal greater than balance without logging`() {</w:t>
+            </w:r>
+          </w:p>
+          <w:p>
+            <w:pPr>
+              <w:spacing w:after="0" w:line="240" w:lineRule="auto"/>
+            </w:pPr>
+            <w:r>
+              <w:rPr>
+                <w:rFonts w:ascii="Courier New" w:hAnsi="Courier New"/>
+                <w:sz w:val="16"/>
+              </w:rPr>
+              <w:t>060          val mockLogger = MockTransactionLogger()</w:t>
+            </w:r>
+          </w:p>
+          <w:p>
+            <w:pPr>
+              <w:spacing w:after="0" w:line="240" w:lineRule="auto"/>
+            </w:pPr>
+            <w:r>
+              <w:rPr>
+                <w:rFonts w:ascii="Courier New" w:hAnsi="Courier New"/>
+                <w:sz w:val="16"/>
+              </w:rPr>
+              <w:t>061          val account = BankAccount("A-1", 25.0, mockLogger)</w:t>
+            </w:r>
+          </w:p>
+          <w:p>
+            <w:pPr>
+              <w:spacing w:after="0" w:line="240" w:lineRule="auto"/>
+            </w:pPr>
+            <w:r>
+              <w:rPr>
+                <w:rFonts w:ascii="Courier New" w:hAnsi="Courier New"/>
+                <w:sz w:val="16"/>
+              </w:rPr>
+              <w:t xml:space="preserve">062  </w:t>
+            </w:r>
+          </w:p>
+          <w:p>
+            <w:pPr>
+              <w:spacing w:after="0" w:line="240" w:lineRule="auto"/>
+            </w:pPr>
+            <w:r>
+              <w:rPr>
+                <w:rFonts w:ascii="Courier New" w:hAnsi="Courier New"/>
+                <w:sz w:val="16"/>
+              </w:rPr>
+              <w:t>063          val error = assertFailsWith&lt;IllegalArgumentException&gt; { account.withdraw(26.0) }</w:t>
+            </w:r>
+          </w:p>
+          <w:p>
+            <w:pPr>
+              <w:spacing w:after="0" w:line="240" w:lineRule="auto"/>
+            </w:pPr>
+            <w:r>
+              <w:rPr>
+                <w:rFonts w:ascii="Courier New" w:hAnsi="Courier New"/>
+                <w:sz w:val="16"/>
+              </w:rPr>
+              <w:t xml:space="preserve">064  </w:t>
+            </w:r>
+          </w:p>
+          <w:p>
+            <w:pPr>
+              <w:spacing w:after="0" w:line="240" w:lineRule="auto"/>
+            </w:pPr>
+            <w:r>
+              <w:rPr>
+                <w:rFonts w:ascii="Courier New" w:hAnsi="Courier New"/>
+                <w:sz w:val="16"/>
+              </w:rPr>
+              <w:t>065          assertEquals("Insufficient funds", error.message)</w:t>
+            </w:r>
+          </w:p>
+          <w:p>
+            <w:pPr>
+              <w:spacing w:after="0" w:line="240" w:lineRule="auto"/>
+            </w:pPr>
+            <w:r>
+              <w:rPr>
+                <w:rFonts w:ascii="Courier New" w:hAnsi="Courier New"/>
+                <w:sz w:val="16"/>
+              </w:rPr>
+              <w:t>066          assertEquals(25.0, account.getBalance())</w:t>
+            </w:r>
+          </w:p>
+          <w:p>
+            <w:pPr>
+              <w:spacing w:after="0" w:line="240" w:lineRule="auto"/>
+            </w:pPr>
+            <w:r>
+              <w:rPr>
+                <w:rFonts w:ascii="Courier New" w:hAnsi="Courier New"/>
+                <w:sz w:val="16"/>
+              </w:rPr>
+              <w:t>067          assertEquals(0, mockLogger.recorded.size)</w:t>
+            </w:r>
+          </w:p>
+          <w:p>
+            <w:pPr>
+              <w:spacing w:after="0" w:line="240" w:lineRule="auto"/>
+            </w:pPr>
+            <w:r>
+              <w:rPr>
+                <w:rFonts w:ascii="Courier New" w:hAnsi="Courier New"/>
+                <w:sz w:val="16"/>
+              </w:rPr>
+              <w:t>068      }</w:t>
+            </w:r>
+          </w:p>
+          <w:p>
+            <w:pPr>
+              <w:spacing w:after="0" w:line="240" w:lineRule="auto"/>
+            </w:pPr>
+            <w:r>
+              <w:rPr>
+                <w:rFonts w:ascii="Courier New" w:hAnsi="Courier New"/>
+                <w:sz w:val="16"/>
+              </w:rPr>
+              <w:t xml:space="preserve">069  </w:t>
+            </w:r>
+          </w:p>
+          <w:p>
+            <w:pPr>
+              <w:spacing w:after="0" w:line="240" w:lineRule="auto"/>
+            </w:pPr>
+            <w:r>
+              <w:rPr>
+                <w:rFonts w:ascii="Courier New" w:hAnsi="Courier New"/>
+                <w:sz w:val="16"/>
+              </w:rPr>
+              <w:t>070      @Test</w:t>
+            </w:r>
+          </w:p>
+          <w:p>
+            <w:pPr>
+              <w:spacing w:after="0" w:line="240" w:lineRule="auto"/>
+            </w:pPr>
+            <w:r>
+              <w:rPr>
+                <w:rFonts w:ascii="Courier New" w:hAnsi="Courier New"/>
+                <w:sz w:val="16"/>
+              </w:rPr>
+              <w:t>071      fun `rejects zero and negative withdrawal`() {</w:t>
+            </w:r>
+          </w:p>
+          <w:p>
+            <w:pPr>
+              <w:spacing w:after="0" w:line="240" w:lineRule="auto"/>
+            </w:pPr>
+            <w:r>
+              <w:rPr>
+                <w:rFonts w:ascii="Courier New" w:hAnsi="Courier New"/>
+                <w:sz w:val="16"/>
+              </w:rPr>
+              <w:t>072          val account = BankAccount("A-1", 25.0)</w:t>
+            </w:r>
+          </w:p>
+          <w:p>
+            <w:pPr>
+              <w:spacing w:after="0" w:line="240" w:lineRule="auto"/>
+            </w:pPr>
+            <w:r>
+              <w:rPr>
+                <w:rFonts w:ascii="Courier New" w:hAnsi="Courier New"/>
+                <w:sz w:val="16"/>
+              </w:rPr>
+              <w:t>073          for (amount in listOf(0.0, -2.0)) {</w:t>
+            </w:r>
+          </w:p>
+          <w:p>
+            <w:pPr>
+              <w:spacing w:after="0" w:line="240" w:lineRule="auto"/>
+            </w:pPr>
+            <w:r>
+              <w:rPr>
+                <w:rFonts w:ascii="Courier New" w:hAnsi="Courier New"/>
+                <w:sz w:val="16"/>
+              </w:rPr>
+              <w:t>074              assertFailsWith&lt;IllegalArgumentException&gt; { account.withdraw(amount) }</w:t>
+            </w:r>
+          </w:p>
+          <w:p>
+            <w:pPr>
+              <w:spacing w:after="0" w:line="240" w:lineRule="auto"/>
+            </w:pPr>
+            <w:r>
+              <w:rPr>
+                <w:rFonts w:ascii="Courier New" w:hAnsi="Courier New"/>
+                <w:sz w:val="16"/>
+              </w:rPr>
+              <w:t>075          }</w:t>
+            </w:r>
+          </w:p>
+          <w:p>
+            <w:pPr>
+              <w:spacing w:after="0" w:line="240" w:lineRule="auto"/>
+            </w:pPr>
+            <w:r>
+              <w:rPr>
+                <w:rFonts w:ascii="Courier New" w:hAnsi="Courier New"/>
+                <w:sz w:val="16"/>
+              </w:rPr>
+              <w:t>076          assertEquals(25.0, account.getBalance())</w:t>
+            </w:r>
+          </w:p>
+          <w:p>
+            <w:pPr>
+              <w:spacing w:after="0" w:line="240" w:lineRule="auto"/>
+            </w:pPr>
+            <w:r>
+              <w:rPr>
+                <w:rFonts w:ascii="Courier New" w:hAnsi="Courier New"/>
+                <w:sz w:val="16"/>
+              </w:rPr>
+              <w:t>077      }</w:t>
+            </w:r>
+          </w:p>
+          <w:p>
+            <w:pPr>
+              <w:spacing w:after="0" w:line="240" w:lineRule="auto"/>
+            </w:pPr>
+            <w:r>
+              <w:rPr>
+                <w:rFonts w:ascii="Courier New" w:hAnsi="Courier New"/>
+                <w:sz w:val="16"/>
+              </w:rPr>
+              <w:t>078  }</w:t>
+            </w:r>
+          </w:p>
+        </w:tc>
+      </w:tr>
+    </w:tbl>
     <w:sectPr>
       <w:pgSz w:w="12240" w:h="15840"/>
-      <w:pgMar w:top="1134" w:right="850" w:bottom="1134" w:left="1701" w:header="720" w:footer="720" w:gutter="0"/>
+      <w:pgMar w:top="1134" w:right="1020" w:bottom="1134" w:left="1474" w:header="720" w:footer="720" w:gutter="0"/>
       <w:cols w:space="720"/>
       <w:docGrid w:linePitch="360"/>
     </w:sectPr>
@@ -527,6 +2470,9 @@
     <w:name w:val="Normal"/>
     <w:qFormat/>
     <w:rsid w:val="00FC693F"/>
+    <w:pPr>
+      <w:spacing w:after="140" w:line="269" w:lineRule="auto"/>
+    </w:pPr>
     <w:rPr>
       <w:rFonts w:ascii="Times New Roman" w:hAnsi="Times New Roman"/>
       <w:sz w:val="24"/>
@@ -594,8 +2540,7 @@
       <w:rFonts w:asciiTheme="majorHAnsi" w:eastAsiaTheme="majorEastAsia" w:hAnsiTheme="majorHAnsi" w:cstheme="majorBidi" w:ascii="Times New Roman" w:hAnsi="Times New Roman"/>
       <w:b/>
       <w:bCs/>
-      <w:color w:val="365F91" w:themeColor="accent1" w:themeShade="BF"/>
-      <w:sz w:val="28"/>
+      <w:sz w:val="32"/>
       <w:szCs w:val="28"/>
     </w:rPr>
   </w:style>
@@ -618,7 +2563,6 @@
       <w:rFonts w:asciiTheme="majorHAnsi" w:eastAsiaTheme="majorEastAsia" w:hAnsiTheme="majorHAnsi" w:cstheme="majorBidi" w:ascii="Times New Roman" w:hAnsi="Times New Roman"/>
       <w:b/>
       <w:bCs/>
-      <w:color w:val="4F81BD" w:themeColor="accent1"/>
       <w:sz w:val="26"/>
       <w:szCs w:val="26"/>
     </w:rPr>
